--- a/Spesifikasi Teknis Aplikasi Classroom Artificial Intelligence.docx
+++ b/Spesifikasi Teknis Aplikasi Classroom Artificial Intelligence.docx
@@ -83,11 +83,13 @@
     </w:p>
     <w:p>
       <w:r>
-        <w:rPr>
-          <w:b/>
-          <w:bCs/>
-        </w:rPr>
-        <w:t>Classroom Artificial Intelligence (CAI) - Powered by Sevi AI Logic</w:t>
+        <w:t xml:space="preserve">Classroom Artificial Intelligence (CAI) - Powered by </w:t>
+      </w:r>
+      <w:r>
+        <w:t>C</w:t>
+      </w:r>
+      <w:r>
+        <w:t>AI Logic</w:t>
       </w:r>
     </w:p>
     <w:p>
@@ -364,7 +366,13 @@
       </w:r>
       <w:proofErr w:type="spellEnd"/>
       <w:r>
-        <w:t xml:space="preserve"> AI (Sevi AI) </w:t>
+        <w:t xml:space="preserve"> AI (</w:t>
+      </w:r>
+      <w:r>
+        <w:t>C</w:t>
+      </w:r>
+      <w:r>
+        <w:t xml:space="preserve">AI) </w:t>
       </w:r>
       <w:proofErr w:type="spellStart"/>
       <w:r>
@@ -4340,7 +4348,13 @@
       </w:r>
       <w:proofErr w:type="spellEnd"/>
       <w:r>
-        <w:t xml:space="preserve"> Sevi AI.</w:t>
+        <w:t xml:space="preserve"> </w:t>
+      </w:r>
+      <w:r>
+        <w:t>C</w:t>
+      </w:r>
+      <w:r>
+        <w:t>AI.</w:t>
       </w:r>
     </w:p>
     <w:p>
@@ -5466,7 +5480,13 @@
       </w:r>
       <w:proofErr w:type="spellEnd"/>
       <w:r>
-        <w:t xml:space="preserve"> pada Sevi AI </w:t>
+        <w:t xml:space="preserve"> pada </w:t>
+      </w:r>
+      <w:r>
+        <w:t>C</w:t>
+      </w:r>
+      <w:r>
+        <w:t xml:space="preserve">AI </w:t>
       </w:r>
       <w:proofErr w:type="spellStart"/>
       <w:r>
